--- a/Backend/reports/report.docx
+++ b/Backend/reports/report.docx
@@ -3,10 +3,22 @@
 <w:document xmlns:wpc="http://schemas.microsoft.com/office/word/2010/wordprocessingCanvas" xmlns:cx="http://schemas.microsoft.com/office/drawing/2014/chartex" xmlns:cx1="http://schemas.microsoft.com/office/drawing/2015/9/8/chartex" xmlns:cx2="http://schemas.microsoft.com/office/drawing/2015/10/21/chartex" xmlns:cx3="http://schemas.microsoft.com/office/drawing/2016/5/9/chartex" xmlns:cx4="http://schemas.microsoft.com/office/drawing/2016/5/10/chartex" xmlns:cx5="http://schemas.microsoft.com/office/drawing/2016/5/11/chartex" xmlns:cx6="http://schemas.microsoft.com/office/drawing/2016/5/12/chartex" xmlns:cx7="http://schemas.microsoft.com/office/drawing/2016/5/13/chartex" xmlns:cx8="http://schemas.microsoft.com/office/drawing/2016/5/14/chartex" xmlns:mc="http://schemas.openxmlformats.org/markup-compatibility/2006" xmlns:aink="http://schemas.microsoft.com/office/drawing/2016/ink" xmlns:am3d="http://schemas.microsoft.com/office/drawing/2017/model3d" xmlns:o="urn:schemas-microsoft-com:office:office" xmlns:r="http://schemas.openxmlformats.org/officeDocument/2006/relationships" xmlns:m="http://schemas.openxmlformats.org/officeDocument/2006/math" xmlns:v="urn:schemas-microsoft-com:vml" xmlns:wp14="http://schemas.microsoft.com/office/word/2010/wordprocessingDrawing" xmlns:wp="http://schemas.openxmlformats.org/drawingml/2006/wordprocessingDrawing" xmlns:w10="urn:schemas-microsoft-com:office:word" xmlns:w="http://schemas.openxmlformats.org/wordprocessingml/2006/main" xmlns:w14="http://schemas.microsoft.com/office/word/2010/wordml" xmlns:w15="http://schemas.microsoft.com/office/word/2012/wordml" xmlns:w16cex="http://schemas.microsoft.com/office/word/2018/wordml/cex" xmlns:w16cid="http://schemas.microsoft.com/office/word/2016/wordml/cid" xmlns:w16="http://schemas.microsoft.com/office/word/2018/wordml" xmlns:w16sdtdh="http://schemas.microsoft.com/office/word/2020/wordml/sdtdatahash" xmlns:w16se="http://schemas.microsoft.com/office/word/2015/wordml/symex" xmlns:wpg="http://schemas.microsoft.com/office/word/2010/wordprocessingGroup" xmlns:wpi="http://schemas.microsoft.com/office/word/2010/wordprocessingInk" xmlns:wne="http://schemas.microsoft.com/office/word/2006/wordml" xmlns:wps="http://schemas.microsoft.com/office/word/2010/wordprocessingShape" mc:Ignorable="w14 w15 w16se w16cid w16 w16cex w16sdtdh wp14">
   <w:body>
     <w:p>
-      <w:r>
-        <w:t>symptoms</w:t>
-      </w:r>
-    </w:p>
+      <w:pPr>
+        <w:jc w:val="center"/>
+        <w:rPr>
+          <w:sz w:val="44"/>
+          <w:szCs w:val="44"/>
+        </w:rPr>
+      </w:pPr>
+      <w:r>
+        <w:rPr>
+          <w:sz w:val="44"/>
+          <w:szCs w:val="44"/>
+        </w:rPr>
+        <w:t>Medical Report</w:t>
+      </w:r>
+    </w:p>
+    <w:p/>
     <w:p>
       <w:r>
         <w:t>Persistent cough, fever, fatigue, and shortness of breath over the preceding four days.</w:t>
@@ -14,7 +26,7 @@
     </w:p>
     <w:p>
       <w:r>
-        <w:t>Clinical findings suggestive of community-acquired pneumonia.</w:t>
+        <w:t>Community-acquired pneumonia.</w:t>
       </w:r>
     </w:p>
     <w:p>
@@ -29,77 +41,180 @@
     </w:p>
     <w:p>
       <w:r>
-        <w:t>Amoxicillin 500 mg orally three times daily for five days. Paracetamol 500 mg orally every six hours as required for fever and discomfort, with a maximum daily dose of 4 g for an adult, provided there are no contraindications.</w:t>
-      </w:r>
-    </w:p>
-    <w:p>
-      <w:r>
-        <w:t>Referral to a respiratory specialist was recommended if symptoms persisted or the patient's condition deteriorated.</w:t>
-      </w:r>
-    </w:p>
-    <w:p>
-      <w:r>
-        <w:t>Chest X-ray demonstrated right lower-lobe consolidation. Blood test results showed an elevated white blood cell count consistent with an acute infection.</w:t>
-      </w:r>
-    </w:p>
-    <w:p>
-      <w:r>
-        <w:t>Prescribed antibiotic course. Advised to maintain adequate hydration and rest.</w:t>
-      </w:r>
-    </w:p>
-    <w:p>
-      <w:r>
-        <w:t>Instructed to seek urgent medical attention if they developed worsening breathlessness, chest pain, confusion, or persistent high fever.</w:t>
-      </w:r>
-    </w:p>
-    <w:p>
-      <w:r>
-        <w:t>Advised to arrange a follow-up appointment with their general practitioner within 48–72 hours to assess the response to treatment and to seek earlier review if symptoms worsened.</w:t>
-      </w:r>
-    </w:p>
-    <w:p>
-      <w:r>
-        <w:t>diagnoses</w:t>
-      </w:r>
-    </w:p>
-    <w:p>
-      <w:r>
-        <w:t>examination findings</w:t>
-      </w:r>
-    </w:p>
-    <w:p>
-      <w:r>
-        <w:t>medications</w:t>
-      </w:r>
-    </w:p>
-    <w:p>
-      <w:r>
-        <w:t>dosages</w:t>
-      </w:r>
-    </w:p>
-    <w:p>
-      <w:r>
-        <w:t>referrals</w:t>
-      </w:r>
-    </w:p>
-    <w:p>
-      <w:r>
-        <w:t>investigation results</w:t>
-      </w:r>
-    </w:p>
-    <w:p>
-      <w:r>
-        <w:t>treatment plans</w:t>
-      </w:r>
-    </w:p>
-    <w:p>
-      <w:r>
-        <w:t>safety-netting advice</w:t>
-      </w:r>
-    </w:p>
-    <w:p>
-      <w:r>
-        <w:t>follow-up instructions</w:t>
+        <w:t>Amoxicillin 500 mg orally three times daily for five days. Paracetamol 500 mg orally every six hours as required for fever and discomfort, with a maximum daily dose of 4 g.</w:t>
+      </w:r>
+    </w:p>
+    <w:p>
+      <w:r>
+        <w:t>Referral to a respiratory specialist recommended if symptoms persisted or the patient's condition deteriorated.</w:t>
+      </w:r>
+    </w:p>
+    <w:p>
+      <w:r>
+        <w:t>Chest X-ray demonstrated right lower-lobe consolidation. Blood tests showed an elevated white blood cell count consistent with an acute infection.</w:t>
+      </w:r>
+    </w:p>
+    <w:p>
+      <w:r>
+        <w:t>Prescribed antibiotics and antipyretic/analgesic. Advised to maintain adequate hydration, rest, and complete the prescribed antibiotic course.</w:t>
+      </w:r>
+    </w:p>
+    <w:p>
+      <w:r>
+        <w:t>Instructed to seek urgent medical attention if worsening breathlessness, chest pain, confusion, or persistent high fever develops.</w:t>
+      </w:r>
+    </w:p>
+    <w:p>
+      <w:r>
+        <w:t>Advice to arrange a follow-up appointment with their general practitioner within 48–72 hours to assess treatment response, and to seek earlier review if symptoms worsened.</w:t>
+      </w:r>
+    </w:p>
+    <w:p>
+      <w:pPr>
+        <w:rPr>
+          <w:color w:val="4472C4" w:themeColor="accent1"/>
+        </w:rPr>
+      </w:pPr>
+      <w:r>
+        <w:rPr>
+          <w:color w:val="4472C4" w:themeColor="accent1"/>
+          <w:u w:val="single"/>
+        </w:rPr>
+        <w:t>Symptoms</w:t>
+      </w:r>
+    </w:p>
+    <w:p>
+      <w:pPr>
+        <w:rPr>
+          <w:color w:val="4472C4" w:themeColor="accent1"/>
+          <w:u w:val="single"/>
+        </w:rPr>
+      </w:pPr>
+      <w:r>
+        <w:rPr>
+          <w:color w:val="4472C4" w:themeColor="accent1"/>
+          <w:u w:val="single"/>
+        </w:rPr>
+        <w:t>Diagnoses</w:t>
+      </w:r>
+    </w:p>
+    <w:p>
+      <w:pPr>
+        <w:rPr>
+          <w:color w:val="4472C4" w:themeColor="accent1"/>
+          <w:u w:val="single"/>
+        </w:rPr>
+      </w:pPr>
+      <w:r>
+        <w:rPr>
+          <w:color w:val="4472C4" w:themeColor="accent1"/>
+          <w:u w:val="single"/>
+        </w:rPr>
+        <w:t>Examination Findings</w:t>
+      </w:r>
+    </w:p>
+    <w:p>
+      <w:pPr>
+        <w:rPr>
+          <w:color w:val="4472C4" w:themeColor="accent1"/>
+          <w:u w:val="single"/>
+        </w:rPr>
+      </w:pPr>
+      <w:r>
+        <w:rPr>
+          <w:color w:val="4472C4" w:themeColor="accent1"/>
+          <w:u w:val="single"/>
+        </w:rPr>
+        <w:t>Medications</w:t>
+      </w:r>
+    </w:p>
+    <w:p>
+      <w:pPr>
+        <w:rPr>
+          <w:color w:val="4472C4" w:themeColor="accent1"/>
+          <w:u w:val="single"/>
+        </w:rPr>
+      </w:pPr>
+      <w:r>
+        <w:rPr>
+          <w:color w:val="4472C4" w:themeColor="accent1"/>
+          <w:u w:val="single"/>
+        </w:rPr>
+        <w:t>Dosages</w:t>
+      </w:r>
+    </w:p>
+    <w:p>
+      <w:pPr>
+        <w:rPr>
+          <w:color w:val="4472C4" w:themeColor="accent1"/>
+          <w:u w:val="single"/>
+        </w:rPr>
+      </w:pPr>
+      <w:r>
+        <w:rPr>
+          <w:color w:val="4472C4" w:themeColor="accent1"/>
+          <w:u w:val="single"/>
+        </w:rPr>
+        <w:t>Referrals</w:t>
+      </w:r>
+    </w:p>
+    <w:p>
+      <w:pPr>
+        <w:rPr>
+          <w:color w:val="4472C4" w:themeColor="accent1"/>
+          <w:u w:val="single"/>
+        </w:rPr>
+      </w:pPr>
+      <w:r>
+        <w:rPr>
+          <w:color w:val="4472C4" w:themeColor="accent1"/>
+          <w:u w:val="single"/>
+        </w:rPr>
+        <w:t>Investigation Results</w:t>
+      </w:r>
+    </w:p>
+    <w:p>
+      <w:pPr>
+        <w:rPr>
+          <w:color w:val="4472C4" w:themeColor="accent1"/>
+          <w:u w:val="single"/>
+        </w:rPr>
+      </w:pPr>
+      <w:r>
+        <w:rPr>
+          <w:color w:val="4472C4" w:themeColor="accent1"/>
+          <w:u w:val="single"/>
+        </w:rPr>
+        <w:t>Treatment Plans</w:t>
+      </w:r>
+    </w:p>
+    <w:p>
+      <w:pPr>
+        <w:rPr>
+          <w:color w:val="4472C4" w:themeColor="accent1"/>
+          <w:u w:val="single"/>
+        </w:rPr>
+      </w:pPr>
+      <w:r>
+        <w:rPr>
+          <w:color w:val="4472C4" w:themeColor="accent1"/>
+          <w:u w:val="single"/>
+        </w:rPr>
+        <w:t>Safety-Netting Advice</w:t>
+      </w:r>
+    </w:p>
+    <w:p>
+      <w:pPr>
+        <w:rPr>
+          <w:color w:val="4472C4" w:themeColor="accent1"/>
+        </w:rPr>
+      </w:pPr>
+      <w:r>
+        <w:rPr>
+          <w:color w:val="4472C4" w:themeColor="accent1"/>
+          <w:u w:val="single"/>
+        </w:rPr>
+        <w:t>Follow-Up Instructions</w:t>
       </w:r>
     </w:p>
     <w:sectPr>
@@ -538,6 +653,17 @@
     <w:semiHidden/>
     <w:unhideWhenUsed/>
   </w:style>
+  <w:style w:type="paragraph" w:styleId="ListParagraph">
+    <w:name w:val="List Paragraph"/>
+    <w:basedOn w:val="Normal"/>
+    <w:uiPriority w:val="34"/>
+    <w:qFormat/>
+    <w:rsid w:val="007C2226"/>
+    <w:pPr>
+      <w:ind w:left="720"/>
+      <w:contextualSpacing/>
+    </w:pPr>
+  </w:style>
 </w:styles>
 </file>
 

--- a/Backend/reports/report.docx
+++ b/Backend/reports/report.docx
@@ -4,217 +4,234 @@
   <w:body>
     <w:p>
       <w:pPr>
+        <w:pStyle w:val="Heading1"/>
         <w:jc w:val="center"/>
-        <w:rPr>
-          <w:sz w:val="44"/>
-          <w:szCs w:val="44"/>
-        </w:rPr>
-      </w:pPr>
-      <w:r>
-        <w:rPr>
-          <w:sz w:val="44"/>
-          <w:szCs w:val="44"/>
-        </w:rPr>
+      </w:pPr>
+      <w:r>
         <w:t>Medical Report</w:t>
       </w:r>
     </w:p>
-    <w:p/>
-    <w:p>
-      <w:r>
-        <w:t>Persistent cough, fever, fatigue, and shortness of breath over the preceding four days.</w:t>
-      </w:r>
-    </w:p>
-    <w:p>
-      <w:r>
-        <w:t>Community-acquired pneumonia.</w:t>
-      </w:r>
-    </w:p>
-    <w:p>
-      <w:r>
-        <w:t>Febrile with a temperature of 38.2°C, elevated respiratory rate, and crackles heard over the right lower lung field.</w:t>
-      </w:r>
-    </w:p>
-    <w:p>
-      <w:r>
-        <w:t>Amoxicillin, paracetamol.</w:t>
-      </w:r>
-    </w:p>
-    <w:p>
-      <w:r>
-        <w:t>Amoxicillin 500 mg orally three times daily for five days. Paracetamol 500 mg orally every six hours as required for fever and discomfort, with a maximum daily dose of 4 g.</w:t>
-      </w:r>
-    </w:p>
-    <w:p>
-      <w:r>
-        <w:t>Referral to a respiratory specialist recommended if symptoms persisted or the patient's condition deteriorated.</w:t>
-      </w:r>
-    </w:p>
-    <w:p>
-      <w:r>
-        <w:t>Chest X-ray demonstrated right lower-lobe consolidation. Blood tests showed an elevated white blood cell count consistent with an acute infection.</w:t>
-      </w:r>
-    </w:p>
-    <w:p>
-      <w:r>
-        <w:t>Prescribed antibiotics and antipyretic/analgesic. Advised to maintain adequate hydration, rest, and complete the prescribed antibiotic course.</w:t>
-      </w:r>
-    </w:p>
-    <w:p>
-      <w:r>
-        <w:t>Instructed to seek urgent medical attention if worsening breathlessness, chest pain, confusion, or persistent high fever develops.</w:t>
-      </w:r>
-    </w:p>
-    <w:p>
-      <w:r>
-        <w:t>Advice to arrange a follow-up appointment with their general practitioner within 48–72 hours to assess treatment response, and to seek earlier review if symptoms worsened.</w:t>
-      </w:r>
-    </w:p>
-    <w:p>
-      <w:pPr>
-        <w:rPr>
-          <w:color w:val="4472C4" w:themeColor="accent1"/>
-        </w:rPr>
-      </w:pPr>
-      <w:r>
-        <w:rPr>
-          <w:color w:val="4472C4" w:themeColor="accent1"/>
-          <w:u w:val="single"/>
+    <w:p>
+      <w:r>
+        <w:t>Medical Report</w:t>
+      </w:r>
+    </w:p>
+    <w:p>
+      <w:pPr>
+        <w:rPr>
+          <w:b/>
+          <w:bCs/>
+          <w:color w:val="000000" w:themeColor="text1"/>
+        </w:rPr>
+      </w:pPr>
+      <w:r>
+        <w:rPr>
+          <w:b/>
+          <w:bCs/>
+          <w:color w:val="000000" w:themeColor="text1"/>
         </w:rPr>
         <w:t>Symptoms</w:t>
       </w:r>
     </w:p>
     <w:p>
-      <w:pPr>
-        <w:rPr>
-          <w:color w:val="4472C4" w:themeColor="accent1"/>
-          <w:u w:val="single"/>
-        </w:rPr>
-      </w:pPr>
-      <w:r>
-        <w:rPr>
-          <w:color w:val="4472C4" w:themeColor="accent1"/>
-          <w:u w:val="single"/>
+      <w:r>
+        <w:t>The patient presented with a history of persistent cough, fever, fatigue, and shortness of breath over the preceding four days.</w:t>
+      </w:r>
+    </w:p>
+    <w:p>
+      <w:pPr>
+        <w:rPr>
+          <w:b/>
+          <w:bCs/>
+          <w:color w:val="000000" w:themeColor="text1"/>
+        </w:rPr>
+      </w:pPr>
+      <w:r>
+        <w:rPr>
+          <w:b/>
+          <w:bCs/>
+          <w:color w:val="000000" w:themeColor="text1"/>
         </w:rPr>
         <w:t>Diagnoses</w:t>
       </w:r>
     </w:p>
     <w:p>
-      <w:pPr>
-        <w:rPr>
-          <w:color w:val="4472C4" w:themeColor="accent1"/>
-          <w:u w:val="single"/>
-        </w:rPr>
-      </w:pPr>
-      <w:r>
-        <w:rPr>
-          <w:color w:val="4472C4" w:themeColor="accent1"/>
-          <w:u w:val="single"/>
+      <w:r>
+        <w:t>The clinical findings were suggestive of community-acquired pneumonia.</w:t>
+      </w:r>
+    </w:p>
+    <w:p>
+      <w:pPr>
+        <w:rPr>
+          <w:b/>
+          <w:bCs/>
+          <w:color w:val="000000" w:themeColor="text1"/>
+        </w:rPr>
+      </w:pPr>
+      <w:r>
+        <w:rPr>
+          <w:b/>
+          <w:bCs/>
+          <w:color w:val="000000" w:themeColor="text1"/>
         </w:rPr>
         <w:t>Examination Findings</w:t>
       </w:r>
     </w:p>
     <w:p>
-      <w:pPr>
-        <w:rPr>
-          <w:color w:val="4472C4" w:themeColor="accent1"/>
-          <w:u w:val="single"/>
-        </w:rPr>
-      </w:pPr>
-      <w:r>
-        <w:rPr>
-          <w:color w:val="4472C4" w:themeColor="accent1"/>
-          <w:u w:val="single"/>
+      <w:r>
+        <w:t>On examination, the patient was febrile, with a temperature of 38.2°C, an elevated respiratory rate, and crackles heard over the right lower lung field.</w:t>
+      </w:r>
+    </w:p>
+    <w:p>
+      <w:pPr>
+        <w:rPr>
+          <w:b/>
+          <w:bCs/>
+          <w:color w:val="000000" w:themeColor="text1"/>
+        </w:rPr>
+      </w:pPr>
+      <w:r>
+        <w:rPr>
+          <w:b/>
+          <w:bCs/>
+          <w:color w:val="000000" w:themeColor="text1"/>
         </w:rPr>
         <w:t>Medications</w:t>
       </w:r>
     </w:p>
     <w:p>
-      <w:pPr>
-        <w:rPr>
-          <w:color w:val="4472C4" w:themeColor="accent1"/>
-          <w:u w:val="single"/>
-        </w:rPr>
-      </w:pPr>
-      <w:r>
-        <w:rPr>
-          <w:color w:val="4472C4" w:themeColor="accent1"/>
-          <w:u w:val="single"/>
+      <w:r>
+        <w:t>Amoxicillin 500 mg orally three times daily for five days. Paracetamol 500 mg orally every six hours as required for fever and discomfort, with a maximum daily dose of 4 g for an adult, provided there are no contraindications.</w:t>
+      </w:r>
+    </w:p>
+    <w:p>
+      <w:pPr>
+        <w:rPr>
+          <w:b/>
+          <w:bCs/>
+          <w:color w:val="000000" w:themeColor="text1"/>
+        </w:rPr>
+      </w:pPr>
+      <w:r>
+        <w:rPr>
+          <w:b/>
+          <w:bCs/>
+          <w:color w:val="000000" w:themeColor="text1"/>
         </w:rPr>
         <w:t>Dosages</w:t>
       </w:r>
     </w:p>
     <w:p>
-      <w:pPr>
-        <w:rPr>
-          <w:color w:val="4472C4" w:themeColor="accent1"/>
-          <w:u w:val="single"/>
-        </w:rPr>
-      </w:pPr>
-      <w:r>
-        <w:rPr>
-          <w:color w:val="4472C4" w:themeColor="accent1"/>
-          <w:u w:val="single"/>
+      <w:r/>
+    </w:p>
+    <w:p>
+      <w:pPr>
+        <w:rPr>
+          <w:b/>
+          <w:bCs/>
+          <w:color w:val="000000" w:themeColor="text1"/>
+        </w:rPr>
+      </w:pPr>
+      <w:r>
+        <w:rPr>
+          <w:b/>
+          <w:bCs/>
+          <w:color w:val="000000" w:themeColor="text1"/>
         </w:rPr>
         <w:t>Referrals</w:t>
       </w:r>
     </w:p>
     <w:p>
-      <w:pPr>
-        <w:rPr>
-          <w:color w:val="4472C4" w:themeColor="accent1"/>
-          <w:u w:val="single"/>
-        </w:rPr>
-      </w:pPr>
-      <w:r>
-        <w:rPr>
-          <w:color w:val="4472C4" w:themeColor="accent1"/>
-          <w:u w:val="single"/>
+      <w:r>
+        <w:t>A referral to a respiratory specialist was recommended if symptoms persisted or the patient's condition deteriorated.</w:t>
+      </w:r>
+    </w:p>
+    <w:p>
+      <w:pPr>
+        <w:rPr>
+          <w:b/>
+          <w:bCs/>
+          <w:color w:val="000000" w:themeColor="text1"/>
+        </w:rPr>
+      </w:pPr>
+      <w:r>
+        <w:rPr>
+          <w:b/>
+          <w:bCs/>
+          <w:color w:val="000000" w:themeColor="text1"/>
         </w:rPr>
         <w:t>Investigation Results</w:t>
       </w:r>
     </w:p>
     <w:p>
-      <w:pPr>
-        <w:rPr>
-          <w:color w:val="4472C4" w:themeColor="accent1"/>
-          <w:u w:val="single"/>
-        </w:rPr>
-      </w:pPr>
-      <w:r>
-        <w:rPr>
-          <w:color w:val="4472C4" w:themeColor="accent1"/>
-          <w:u w:val="single"/>
+      <w:r>
+        <w:t>Chest X-ray findings demonstrated right lower-lobe consolidation, and blood test results showed an elevated white blood cell count consistent with an acute infection.</w:t>
+      </w:r>
+    </w:p>
+    <w:p>
+      <w:pPr>
+        <w:rPr>
+          <w:b/>
+          <w:bCs/>
+          <w:color w:val="000000" w:themeColor="text1"/>
+        </w:rPr>
+      </w:pPr>
+      <w:r>
+        <w:rPr>
+          <w:b/>
+          <w:bCs/>
+          <w:color w:val="000000" w:themeColor="text1"/>
         </w:rPr>
         <w:t>Treatment Plans</w:t>
       </w:r>
     </w:p>
     <w:p>
-      <w:pPr>
-        <w:rPr>
-          <w:color w:val="4472C4" w:themeColor="accent1"/>
-          <w:u w:val="single"/>
-        </w:rPr>
-      </w:pPr>
-      <w:r>
-        <w:rPr>
-          <w:color w:val="4472C4" w:themeColor="accent1"/>
-          <w:u w:val="single"/>
+      <w:r>
+        <w:t>The patient was advised to maintain adequate hydration, rest, and complete the prescribed antibiotic course.</w:t>
+      </w:r>
+    </w:p>
+    <w:p>
+      <w:pPr>
+        <w:rPr>
+          <w:b/>
+          <w:bCs/>
+          <w:color w:val="000000" w:themeColor="text1"/>
+        </w:rPr>
+      </w:pPr>
+      <w:r>
+        <w:rPr>
+          <w:b/>
+          <w:bCs/>
+          <w:color w:val="000000" w:themeColor="text1"/>
         </w:rPr>
         <w:t>Safety-Netting Advice</w:t>
       </w:r>
     </w:p>
     <w:p>
-      <w:pPr>
-        <w:rPr>
-          <w:color w:val="4472C4" w:themeColor="accent1"/>
-        </w:rPr>
-      </w:pPr>
-      <w:r>
-        <w:rPr>
-          <w:color w:val="4472C4" w:themeColor="accent1"/>
-          <w:u w:val="single"/>
+      <w:r>
+        <w:t>Safety-netting advice was provided, instructing the patient to seek urgent medical attention if they developed worsening breathlessness, chest pain, confusion, or persistent high fever.</w:t>
+      </w:r>
+    </w:p>
+    <w:p>
+      <w:pPr>
+        <w:rPr>
+          <w:b/>
+          <w:bCs/>
+          <w:color w:val="000000" w:themeColor="text1"/>
+        </w:rPr>
+      </w:pPr>
+      <w:r>
+        <w:rPr>
+          <w:b/>
+          <w:bCs/>
+          <w:color w:val="000000" w:themeColor="text1"/>
         </w:rPr>
         <w:t>Follow-Up Instructions</w:t>
+      </w:r>
+    </w:p>
+    <w:p>
+      <w:r>
+        <w:t>The patient was advised to arrange a follow-up appointment with their general practitioner within 48–72 hours to assess the response to treatment and to seek earlier review if symptoms worsened.</w:t>
       </w:r>
     </w:p>
     <w:sectPr>
@@ -626,6 +643,27 @@
     <w:name w:val="Normal"/>
     <w:qFormat/>
   </w:style>
+  <w:style w:type="paragraph" w:styleId="Heading1">
+    <w:name w:val="heading 1"/>
+    <w:basedOn w:val="Normal"/>
+    <w:next w:val="Normal"/>
+    <w:link w:val="Heading1Char"/>
+    <w:uiPriority w:val="9"/>
+    <w:qFormat/>
+    <w:rsid w:val="000C6CB3"/>
+    <w:pPr>
+      <w:keepNext/>
+      <w:keepLines/>
+      <w:spacing w:before="240" w:after="0"/>
+      <w:outlineLvl w:val="0"/>
+    </w:pPr>
+    <w:rPr>
+      <w:rFonts w:asciiTheme="majorHAnsi" w:eastAsiaTheme="majorEastAsia" w:hAnsiTheme="majorHAnsi" w:cstheme="majorBidi"/>
+      <w:color w:val="2F5496" w:themeColor="accent1" w:themeShade="BF"/>
+      <w:sz w:val="32"/>
+      <w:szCs w:val="32"/>
+    </w:rPr>
+  </w:style>
   <w:style w:type="character" w:default="1" w:styleId="DefaultParagraphFont">
     <w:name w:val="Default Paragraph Font"/>
     <w:uiPriority w:val="1"/>
@@ -663,6 +701,19 @@
       <w:ind w:left="720"/>
       <w:contextualSpacing/>
     </w:pPr>
+  </w:style>
+  <w:style w:type="character" w:customStyle="1" w:styleId="Heading1Char">
+    <w:name w:val="Heading 1 Char"/>
+    <w:basedOn w:val="DefaultParagraphFont"/>
+    <w:link w:val="Heading1"/>
+    <w:uiPriority w:val="9"/>
+    <w:rsid w:val="000C6CB3"/>
+    <w:rPr>
+      <w:rFonts w:asciiTheme="majorHAnsi" w:eastAsiaTheme="majorEastAsia" w:hAnsiTheme="majorHAnsi" w:cstheme="majorBidi"/>
+      <w:color w:val="2F5496" w:themeColor="accent1" w:themeShade="BF"/>
+      <w:sz w:val="32"/>
+      <w:szCs w:val="32"/>
+    </w:rPr>
   </w:style>
 </w:styles>
 </file>
